--- a/downloads/production/kdp/proof-decision-resolution/lady-d-proof-decision-resolution-pack.docx
+++ b/downloads/production/kdp/proof-decision-resolution/lady-d-proof-decision-resolution-pack.docx
@@ -47,7 +47,7 @@
           <w:color w:val="59606C"/>
           <w:sz w:val="24"/>
         </w:rPr>
-        <w:t>Operator queue for title, morning-impact, and theology proof decisions</w:t>
+        <w:t>Clean proof-decision queue for title, morning-impact, and theology checks</w:t>
       </w:r>
     </w:p>
     <w:p>
@@ -63,7 +63,7 @@
           <w:color w:val="59606C"/>
           <w:sz w:val="18"/>
         </w:rPr>
-        <w:t>Generated 2026-07-01 from commit 0a84f72</w:t>
+        <w:t>Generated 2026-07-01 from commit 6ab403d</w:t>
       </w:r>
     </w:p>
     <w:p>
@@ -110,7 +110,7 @@
           <w:color w:val="111827"/>
           <w:sz w:val="21"/>
         </w:rPr>
-        <w:t>Total decision items: 192</w:t>
+        <w:t>Total decision items: 0</w:t>
       </w:r>
     </w:p>
     <w:p>
@@ -126,7 +126,7 @@
           <w:color w:val="111827"/>
           <w:sz w:val="21"/>
         </w:rPr>
-        <w:t>Duplicate-title decisions: 150</w:t>
+        <w:t>Duplicate-title decisions: 0</w:t>
       </w:r>
     </w:p>
     <w:p>
@@ -142,7 +142,7 @@
           <w:color w:val="111827"/>
           <w:sz w:val="21"/>
         </w:rPr>
-        <w:t>Repeated morning-impact decisions: 30</w:t>
+        <w:t>Repeated morning-impact decisions: 0</w:t>
       </w:r>
     </w:p>
     <w:p>
@@ -158,7 +158,7 @@
           <w:color w:val="111827"/>
           <w:sz w:val="21"/>
         </w:rPr>
-        <w:t>Theology context decisions: 12</w:t>
+        <w:t>Theology context decisions: 0</w:t>
       </w:r>
     </w:p>
     <w:p>
@@ -174,7 +174,7 @@
           <w:color w:val="111827"/>
           <w:sz w:val="21"/>
         </w:rPr>
-        <w:t>Source words checked by upstream audit: 372,340</w:t>
+        <w:t>Source words checked by upstream audit: 377,171</w:t>
       </w:r>
     </w:p>
     <w:p>
@@ -453,7 +453,7 @@
                 <w:color w:val="111827"/>
                 <w:sz w:val="17"/>
               </w:rPr>
-              <w:t>50</w:t>
+              <w:t>0</w:t>
             </w:r>
           </w:p>
         </w:tc>
@@ -476,7 +476,7 @@
                 <w:color w:val="111827"/>
                 <w:sz w:val="17"/>
               </w:rPr>
-              <w:t>10</w:t>
+              <w:t>0</w:t>
             </w:r>
           </w:p>
         </w:tc>
@@ -499,7 +499,7 @@
                 <w:color w:val="111827"/>
                 <w:sz w:val="17"/>
               </w:rPr>
-              <w:t>6</w:t>
+              <w:t>0</w:t>
             </w:r>
           </w:p>
         </w:tc>
@@ -522,7 +522,7 @@
                 <w:color w:val="111827"/>
                 <w:sz w:val="17"/>
               </w:rPr>
-              <w:t>66</w:t>
+              <w:t>0</w:t>
             </w:r>
           </w:p>
         </w:tc>
@@ -593,7 +593,7 @@
                 <w:color w:val="111827"/>
                 <w:sz w:val="17"/>
               </w:rPr>
-              <w:t>50</w:t>
+              <w:t>0</w:t>
             </w:r>
           </w:p>
         </w:tc>
@@ -616,7 +616,7 @@
                 <w:color w:val="111827"/>
                 <w:sz w:val="17"/>
               </w:rPr>
-              <w:t>10</w:t>
+              <w:t>0</w:t>
             </w:r>
           </w:p>
         </w:tc>
@@ -639,7 +639,7 @@
                 <w:color w:val="111827"/>
                 <w:sz w:val="17"/>
               </w:rPr>
-              <w:t>4</w:t>
+              <w:t>0</w:t>
             </w:r>
           </w:p>
         </w:tc>
@@ -662,7 +662,7 @@
                 <w:color w:val="111827"/>
                 <w:sz w:val="17"/>
               </w:rPr>
-              <w:t>64</w:t>
+              <w:t>0</w:t>
             </w:r>
           </w:p>
         </w:tc>
@@ -733,7 +733,7 @@
                 <w:color w:val="111827"/>
                 <w:sz w:val="17"/>
               </w:rPr>
-              <w:t>50</w:t>
+              <w:t>0</w:t>
             </w:r>
           </w:p>
         </w:tc>
@@ -756,7 +756,7 @@
                 <w:color w:val="111827"/>
                 <w:sz w:val="17"/>
               </w:rPr>
-              <w:t>10</w:t>
+              <w:t>0</w:t>
             </w:r>
           </w:p>
         </w:tc>
@@ -779,7 +779,7 @@
                 <w:color w:val="111827"/>
                 <w:sz w:val="17"/>
               </w:rPr>
-              <w:t>2</w:t>
+              <w:t>0</w:t>
             </w:r>
           </w:p>
         </w:tc>
@@ -802,7 +802,7 @@
                 <w:color w:val="111827"/>
                 <w:sz w:val="17"/>
               </w:rPr>
-              <w:t>62</w:t>
+              <w:t>0</w:t>
             </w:r>
           </w:p>
         </w:tc>
@@ -828,1553 +828,9 @@
           <w:color w:val="111827"/>
           <w:sz w:val="22"/>
         </w:rPr>
-        <w:t>Resolve these first because they touch the grace/obedience guardrail. Approve only if obedience remains response to grace, never a path to earning God's love.</w:t>
+        <w:t>No priority theology contexts remain in the current proof audit. Keep the grace/obedience guardrail visible during the final copyedit.</w:t>
       </w:r>
     </w:p>
-    <w:tbl>
-      <w:tblPr>
-        <w:tblStyle w:val="TableGrid"/>
-        <w:tblW w:type="auto" w:w="0"/>
-        <w:jc w:val="center"/>
-        <w:tblLook w:firstColumn="1" w:firstRow="1" w:lastColumn="0" w:lastRow="0" w:noHBand="0" w:noVBand="1" w:val="04A0"/>
-      </w:tblPr>
-      <w:tblGrid>
-        <w:gridCol w:w="1872"/>
-        <w:gridCol w:w="1872"/>
-        <w:gridCol w:w="1872"/>
-        <w:gridCol w:w="1872"/>
-        <w:gridCol w:w="1872"/>
-      </w:tblGrid>
-      <w:tr>
-        <w:trPr>
-          <w:tblHeader w:val="true"/>
-        </w:trPr>
-        <w:tc>
-          <w:tcPr>
-            <w:tcW w:type="dxa" w:w="1872"/>
-            <w:shd w:fill="F4F6F9"/>
-            <w:tcMar>
-              <w:top w:w="80" w:type="dxa"/>
-              <w:start w:w="120" w:type="dxa"/>
-              <w:bottom w:w="80" w:type="dxa"/>
-              <w:end w:w="120" w:type="dxa"/>
-            </w:tcMar>
-          </w:tcPr>
-          <w:p>
-            <w:r>
-              <w:rPr>
-                <w:rFonts w:ascii="Calibri" w:hAnsi="Calibri"/>
-                <w:b/>
-                <w:i w:val="0"/>
-                <w:color w:val="1F4D78"/>
-                <w:sz w:val="17"/>
-              </w:rPr>
-              <w:t>ID</w:t>
-            </w:r>
-          </w:p>
-        </w:tc>
-        <w:tc>
-          <w:tcPr>
-            <w:tcW w:type="dxa" w:w="1872"/>
-            <w:shd w:fill="F4F6F9"/>
-            <w:tcMar>
-              <w:top w:w="80" w:type="dxa"/>
-              <w:start w:w="120" w:type="dxa"/>
-              <w:bottom w:w="80" w:type="dxa"/>
-              <w:end w:w="120" w:type="dxa"/>
-            </w:tcMar>
-          </w:tcPr>
-          <w:p>
-            <w:r>
-              <w:rPr>
-                <w:rFonts w:ascii="Calibri" w:hAnsi="Calibri"/>
-                <w:b/>
-                <w:i w:val="0"/>
-                <w:color w:val="1F4D78"/>
-                <w:sz w:val="17"/>
-              </w:rPr>
-              <w:t>Product</w:t>
-            </w:r>
-          </w:p>
-        </w:tc>
-        <w:tc>
-          <w:tcPr>
-            <w:tcW w:type="dxa" w:w="1872"/>
-            <w:shd w:fill="F4F6F9"/>
-            <w:tcMar>
-              <w:top w:w="80" w:type="dxa"/>
-              <w:start w:w="120" w:type="dxa"/>
-              <w:bottom w:w="80" w:type="dxa"/>
-              <w:end w:w="120" w:type="dxa"/>
-            </w:tcMar>
-          </w:tcPr>
-          <w:p>
-            <w:r>
-              <w:rPr>
-                <w:rFonts w:ascii="Calibri" w:hAnsi="Calibri"/>
-                <w:b/>
-                <w:i w:val="0"/>
-                <w:color w:val="1F4D78"/>
-                <w:sz w:val="17"/>
-              </w:rPr>
-              <w:t>Line</w:t>
-            </w:r>
-          </w:p>
-        </w:tc>
-        <w:tc>
-          <w:tcPr>
-            <w:tcW w:type="dxa" w:w="1872"/>
-            <w:shd w:fill="F4F6F9"/>
-            <w:tcMar>
-              <w:top w:w="80" w:type="dxa"/>
-              <w:start w:w="120" w:type="dxa"/>
-              <w:bottom w:w="80" w:type="dxa"/>
-              <w:end w:w="120" w:type="dxa"/>
-            </w:tcMar>
-          </w:tcPr>
-          <w:p>
-            <w:r>
-              <w:rPr>
-                <w:rFonts w:ascii="Calibri" w:hAnsi="Calibri"/>
-                <w:b/>
-                <w:i w:val="0"/>
-                <w:color w:val="1F4D78"/>
-                <w:sz w:val="17"/>
-              </w:rPr>
-              <w:t>Term</w:t>
-            </w:r>
-          </w:p>
-        </w:tc>
-        <w:tc>
-          <w:tcPr>
-            <w:tcW w:type="dxa" w:w="1872"/>
-            <w:shd w:fill="F4F6F9"/>
-            <w:tcMar>
-              <w:top w:w="80" w:type="dxa"/>
-              <w:start w:w="120" w:type="dxa"/>
-              <w:bottom w:w="80" w:type="dxa"/>
-              <w:end w:w="120" w:type="dxa"/>
-            </w:tcMar>
-          </w:tcPr>
-          <w:p>
-            <w:r>
-              <w:rPr>
-                <w:rFonts w:ascii="Calibri" w:hAnsi="Calibri"/>
-                <w:b/>
-                <w:i w:val="0"/>
-                <w:color w:val="1F4D78"/>
-                <w:sz w:val="17"/>
-              </w:rPr>
-              <w:t>Proof Decision</w:t>
-            </w:r>
-          </w:p>
-        </w:tc>
-      </w:tr>
-      <w:tr>
-        <w:tc>
-          <w:tcPr>
-            <w:tcW w:type="dxa" w:w="1872"/>
-            <w:tcMar>
-              <w:top w:w="80" w:type="dxa"/>
-              <w:start w:w="120" w:type="dxa"/>
-              <w:bottom w:w="80" w:type="dxa"/>
-              <w:end w:w="120" w:type="dxa"/>
-            </w:tcMar>
-          </w:tcPr>
-          <w:p>
-            <w:r>
-              <w:rPr>
-                <w:rFonts w:ascii="Calibri" w:hAnsi="Calibri"/>
-                <w:b w:val="0"/>
-                <w:i w:val="0"/>
-                <w:color w:val="111827"/>
-                <w:sz w:val="17"/>
-              </w:rPr>
-              <w:t>G-volume-1-devotional-01</w:t>
-            </w:r>
-          </w:p>
-        </w:tc>
-        <w:tc>
-          <w:tcPr>
-            <w:tcW w:type="dxa" w:w="1872"/>
-            <w:tcMar>
-              <w:top w:w="80" w:type="dxa"/>
-              <w:start w:w="120" w:type="dxa"/>
-              <w:bottom w:w="80" w:type="dxa"/>
-              <w:end w:w="120" w:type="dxa"/>
-            </w:tcMar>
-          </w:tcPr>
-          <w:p>
-            <w:r>
-              <w:rPr>
-                <w:rFonts w:ascii="Calibri" w:hAnsi="Calibri"/>
-                <w:b w:val="0"/>
-                <w:i w:val="0"/>
-                <w:color w:val="111827"/>
-                <w:sz w:val="17"/>
-              </w:rPr>
-              <w:t>Surrendering to God's Love</w:t>
-            </w:r>
-          </w:p>
-        </w:tc>
-        <w:tc>
-          <w:tcPr>
-            <w:tcW w:type="dxa" w:w="1872"/>
-            <w:tcMar>
-              <w:top w:w="80" w:type="dxa"/>
-              <w:start w:w="120" w:type="dxa"/>
-              <w:bottom w:w="80" w:type="dxa"/>
-              <w:end w:w="120" w:type="dxa"/>
-            </w:tcMar>
-          </w:tcPr>
-          <w:p>
-            <w:r>
-              <w:rPr>
-                <w:rFonts w:ascii="Calibri" w:hAnsi="Calibri"/>
-                <w:b w:val="0"/>
-                <w:i w:val="0"/>
-                <w:color w:val="111827"/>
-                <w:sz w:val="17"/>
-              </w:rPr>
-              <w:t>1265</w:t>
-            </w:r>
-          </w:p>
-        </w:tc>
-        <w:tc>
-          <w:tcPr>
-            <w:tcW w:type="dxa" w:w="1872"/>
-            <w:tcMar>
-              <w:top w:w="80" w:type="dxa"/>
-              <w:start w:w="120" w:type="dxa"/>
-              <w:bottom w:w="80" w:type="dxa"/>
-              <w:end w:w="120" w:type="dxa"/>
-            </w:tcMar>
-          </w:tcPr>
-          <w:p>
-            <w:r>
-              <w:rPr>
-                <w:rFonts w:ascii="Calibri" w:hAnsi="Calibri"/>
-                <w:b w:val="0"/>
-                <w:i w:val="0"/>
-                <w:color w:val="111827"/>
-                <w:sz w:val="17"/>
-              </w:rPr>
-              <w:t>performance</w:t>
-            </w:r>
-          </w:p>
-        </w:tc>
-        <w:tc>
-          <w:tcPr>
-            <w:tcW w:type="dxa" w:w="1872"/>
-            <w:tcMar>
-              <w:top w:w="80" w:type="dxa"/>
-              <w:start w:w="120" w:type="dxa"/>
-              <w:bottom w:w="80" w:type="dxa"/>
-              <w:end w:w="120" w:type="dxa"/>
-            </w:tcMar>
-          </w:tcPr>
-          <w:p>
-            <w:r>
-              <w:rPr>
-                <w:rFonts w:ascii="Calibri" w:hAnsi="Calibri"/>
-                <w:b w:val="0"/>
-                <w:i w:val="0"/>
-                <w:color w:val="111827"/>
-                <w:sz w:val="17"/>
-              </w:rPr>
-              <w:t>Theology review</w:t>
-            </w:r>
-          </w:p>
-        </w:tc>
-      </w:tr>
-      <w:tr>
-        <w:tc>
-          <w:tcPr>
-            <w:tcW w:type="dxa" w:w="1872"/>
-            <w:tcMar>
-              <w:top w:w="80" w:type="dxa"/>
-              <w:start w:w="120" w:type="dxa"/>
-              <w:bottom w:w="80" w:type="dxa"/>
-              <w:end w:w="120" w:type="dxa"/>
-            </w:tcMar>
-          </w:tcPr>
-          <w:p>
-            <w:r>
-              <w:rPr>
-                <w:rFonts w:ascii="Calibri" w:hAnsi="Calibri"/>
-                <w:b w:val="0"/>
-                <w:i w:val="0"/>
-                <w:color w:val="111827"/>
-                <w:sz w:val="17"/>
-              </w:rPr>
-              <w:t>G-volume-1-devotional-02</w:t>
-            </w:r>
-          </w:p>
-        </w:tc>
-        <w:tc>
-          <w:tcPr>
-            <w:tcW w:type="dxa" w:w="1872"/>
-            <w:tcMar>
-              <w:top w:w="80" w:type="dxa"/>
-              <w:start w:w="120" w:type="dxa"/>
-              <w:bottom w:w="80" w:type="dxa"/>
-              <w:end w:w="120" w:type="dxa"/>
-            </w:tcMar>
-          </w:tcPr>
-          <w:p>
-            <w:r>
-              <w:rPr>
-                <w:rFonts w:ascii="Calibri" w:hAnsi="Calibri"/>
-                <w:b w:val="0"/>
-                <w:i w:val="0"/>
-                <w:color w:val="111827"/>
-                <w:sz w:val="17"/>
-              </w:rPr>
-              <w:t>Surrendering to God's Love</w:t>
-            </w:r>
-          </w:p>
-        </w:tc>
-        <w:tc>
-          <w:tcPr>
-            <w:tcW w:type="dxa" w:w="1872"/>
-            <w:tcMar>
-              <w:top w:w="80" w:type="dxa"/>
-              <w:start w:w="120" w:type="dxa"/>
-              <w:bottom w:w="80" w:type="dxa"/>
-              <w:end w:w="120" w:type="dxa"/>
-            </w:tcMar>
-          </w:tcPr>
-          <w:p>
-            <w:r>
-              <w:rPr>
-                <w:rFonts w:ascii="Calibri" w:hAnsi="Calibri"/>
-                <w:b w:val="0"/>
-                <w:i w:val="0"/>
-                <w:color w:val="111827"/>
-                <w:sz w:val="17"/>
-              </w:rPr>
-              <w:t>4669</w:t>
-            </w:r>
-          </w:p>
-        </w:tc>
-        <w:tc>
-          <w:tcPr>
-            <w:tcW w:type="dxa" w:w="1872"/>
-            <w:tcMar>
-              <w:top w:w="80" w:type="dxa"/>
-              <w:start w:w="120" w:type="dxa"/>
-              <w:bottom w:w="80" w:type="dxa"/>
-              <w:end w:w="120" w:type="dxa"/>
-            </w:tcMar>
-          </w:tcPr>
-          <w:p>
-            <w:r>
-              <w:rPr>
-                <w:rFonts w:ascii="Calibri" w:hAnsi="Calibri"/>
-                <w:b w:val="0"/>
-                <w:i w:val="0"/>
-                <w:color w:val="111827"/>
-                <w:sz w:val="17"/>
-              </w:rPr>
-              <w:t>earn</w:t>
-            </w:r>
-          </w:p>
-        </w:tc>
-        <w:tc>
-          <w:tcPr>
-            <w:tcW w:type="dxa" w:w="1872"/>
-            <w:tcMar>
-              <w:top w:w="80" w:type="dxa"/>
-              <w:start w:w="120" w:type="dxa"/>
-              <w:bottom w:w="80" w:type="dxa"/>
-              <w:end w:w="120" w:type="dxa"/>
-            </w:tcMar>
-          </w:tcPr>
-          <w:p>
-            <w:r>
-              <w:rPr>
-                <w:rFonts w:ascii="Calibri" w:hAnsi="Calibri"/>
-                <w:b w:val="0"/>
-                <w:i w:val="0"/>
-                <w:color w:val="111827"/>
-                <w:sz w:val="17"/>
-              </w:rPr>
-              <w:t>Theology review</w:t>
-            </w:r>
-          </w:p>
-        </w:tc>
-      </w:tr>
-      <w:tr>
-        <w:tc>
-          <w:tcPr>
-            <w:tcW w:type="dxa" w:w="1872"/>
-            <w:tcMar>
-              <w:top w:w="80" w:type="dxa"/>
-              <w:start w:w="120" w:type="dxa"/>
-              <w:bottom w:w="80" w:type="dxa"/>
-              <w:end w:w="120" w:type="dxa"/>
-            </w:tcMar>
-          </w:tcPr>
-          <w:p>
-            <w:r>
-              <w:rPr>
-                <w:rFonts w:ascii="Calibri" w:hAnsi="Calibri"/>
-                <w:b w:val="0"/>
-                <w:i w:val="0"/>
-                <w:color w:val="111827"/>
-                <w:sz w:val="17"/>
-              </w:rPr>
-              <w:t>G-volume-1-devotional-03</w:t>
-            </w:r>
-          </w:p>
-        </w:tc>
-        <w:tc>
-          <w:tcPr>
-            <w:tcW w:type="dxa" w:w="1872"/>
-            <w:tcMar>
-              <w:top w:w="80" w:type="dxa"/>
-              <w:start w:w="120" w:type="dxa"/>
-              <w:bottom w:w="80" w:type="dxa"/>
-              <w:end w:w="120" w:type="dxa"/>
-            </w:tcMar>
-          </w:tcPr>
-          <w:p>
-            <w:r>
-              <w:rPr>
-                <w:rFonts w:ascii="Calibri" w:hAnsi="Calibri"/>
-                <w:b w:val="0"/>
-                <w:i w:val="0"/>
-                <w:color w:val="111827"/>
-                <w:sz w:val="17"/>
-              </w:rPr>
-              <w:t>Surrendering to God's Love</w:t>
-            </w:r>
-          </w:p>
-        </w:tc>
-        <w:tc>
-          <w:tcPr>
-            <w:tcW w:type="dxa" w:w="1872"/>
-            <w:tcMar>
-              <w:top w:w="80" w:type="dxa"/>
-              <w:start w:w="120" w:type="dxa"/>
-              <w:bottom w:w="80" w:type="dxa"/>
-              <w:end w:w="120" w:type="dxa"/>
-            </w:tcMar>
-          </w:tcPr>
-          <w:p>
-            <w:r>
-              <w:rPr>
-                <w:rFonts w:ascii="Calibri" w:hAnsi="Calibri"/>
-                <w:b w:val="0"/>
-                <w:i w:val="0"/>
-                <w:color w:val="111827"/>
-                <w:sz w:val="17"/>
-              </w:rPr>
-              <w:t>6044</w:t>
-            </w:r>
-          </w:p>
-        </w:tc>
-        <w:tc>
-          <w:tcPr>
-            <w:tcW w:type="dxa" w:w="1872"/>
-            <w:tcMar>
-              <w:top w:w="80" w:type="dxa"/>
-              <w:start w:w="120" w:type="dxa"/>
-              <w:bottom w:w="80" w:type="dxa"/>
-              <w:end w:w="120" w:type="dxa"/>
-            </w:tcMar>
-          </w:tcPr>
-          <w:p>
-            <w:r>
-              <w:rPr>
-                <w:rFonts w:ascii="Calibri" w:hAnsi="Calibri"/>
-                <w:b w:val="0"/>
-                <w:i w:val="0"/>
-                <w:color w:val="111827"/>
-                <w:sz w:val="17"/>
-              </w:rPr>
-              <w:t>performance</w:t>
-            </w:r>
-          </w:p>
-        </w:tc>
-        <w:tc>
-          <w:tcPr>
-            <w:tcW w:type="dxa" w:w="1872"/>
-            <w:tcMar>
-              <w:top w:w="80" w:type="dxa"/>
-              <w:start w:w="120" w:type="dxa"/>
-              <w:bottom w:w="80" w:type="dxa"/>
-              <w:end w:w="120" w:type="dxa"/>
-            </w:tcMar>
-          </w:tcPr>
-          <w:p>
-            <w:r>
-              <w:rPr>
-                <w:rFonts w:ascii="Calibri" w:hAnsi="Calibri"/>
-                <w:b w:val="0"/>
-                <w:i w:val="0"/>
-                <w:color w:val="111827"/>
-                <w:sz w:val="17"/>
-              </w:rPr>
-              <w:t>Theology review</w:t>
-            </w:r>
-          </w:p>
-        </w:tc>
-      </w:tr>
-      <w:tr>
-        <w:tc>
-          <w:tcPr>
-            <w:tcW w:type="dxa" w:w="1872"/>
-            <w:tcMar>
-              <w:top w:w="80" w:type="dxa"/>
-              <w:start w:w="120" w:type="dxa"/>
-              <w:bottom w:w="80" w:type="dxa"/>
-              <w:end w:w="120" w:type="dxa"/>
-            </w:tcMar>
-          </w:tcPr>
-          <w:p>
-            <w:r>
-              <w:rPr>
-                <w:rFonts w:ascii="Calibri" w:hAnsi="Calibri"/>
-                <w:b w:val="0"/>
-                <w:i w:val="0"/>
-                <w:color w:val="111827"/>
-                <w:sz w:val="17"/>
-              </w:rPr>
-              <w:t>G-volume-1-journal-01</w:t>
-            </w:r>
-          </w:p>
-        </w:tc>
-        <w:tc>
-          <w:tcPr>
-            <w:tcW w:type="dxa" w:w="1872"/>
-            <w:tcMar>
-              <w:top w:w="80" w:type="dxa"/>
-              <w:start w:w="120" w:type="dxa"/>
-              <w:bottom w:w="80" w:type="dxa"/>
-              <w:end w:w="120" w:type="dxa"/>
-            </w:tcMar>
-          </w:tcPr>
-          <w:p>
-            <w:r>
-              <w:rPr>
-                <w:rFonts w:ascii="Calibri" w:hAnsi="Calibri"/>
-                <w:b w:val="0"/>
-                <w:i w:val="0"/>
-                <w:color w:val="111827"/>
-                <w:sz w:val="17"/>
-              </w:rPr>
-              <w:t>Surrendering to God's Love Companion Journal</w:t>
-            </w:r>
-          </w:p>
-        </w:tc>
-        <w:tc>
-          <w:tcPr>
-            <w:tcW w:type="dxa" w:w="1872"/>
-            <w:tcMar>
-              <w:top w:w="80" w:type="dxa"/>
-              <w:start w:w="120" w:type="dxa"/>
-              <w:bottom w:w="80" w:type="dxa"/>
-              <w:end w:w="120" w:type="dxa"/>
-            </w:tcMar>
-          </w:tcPr>
-          <w:p>
-            <w:r>
-              <w:rPr>
-                <w:rFonts w:ascii="Calibri" w:hAnsi="Calibri"/>
-                <w:b w:val="0"/>
-                <w:i w:val="0"/>
-                <w:color w:val="111827"/>
-                <w:sz w:val="17"/>
-              </w:rPr>
-              <w:t>327</w:t>
-            </w:r>
-          </w:p>
-        </w:tc>
-        <w:tc>
-          <w:tcPr>
-            <w:tcW w:type="dxa" w:w="1872"/>
-            <w:tcMar>
-              <w:top w:w="80" w:type="dxa"/>
-              <w:start w:w="120" w:type="dxa"/>
-              <w:bottom w:w="80" w:type="dxa"/>
-              <w:end w:w="120" w:type="dxa"/>
-            </w:tcMar>
-          </w:tcPr>
-          <w:p>
-            <w:r>
-              <w:rPr>
-                <w:rFonts w:ascii="Calibri" w:hAnsi="Calibri"/>
-                <w:b w:val="0"/>
-                <w:i w:val="0"/>
-                <w:color w:val="111827"/>
-                <w:sz w:val="17"/>
-              </w:rPr>
-              <w:t>performance</w:t>
-            </w:r>
-          </w:p>
-        </w:tc>
-        <w:tc>
-          <w:tcPr>
-            <w:tcW w:type="dxa" w:w="1872"/>
-            <w:tcMar>
-              <w:top w:w="80" w:type="dxa"/>
-              <w:start w:w="120" w:type="dxa"/>
-              <w:bottom w:w="80" w:type="dxa"/>
-              <w:end w:w="120" w:type="dxa"/>
-            </w:tcMar>
-          </w:tcPr>
-          <w:p>
-            <w:r>
-              <w:rPr>
-                <w:rFonts w:ascii="Calibri" w:hAnsi="Calibri"/>
-                <w:b w:val="0"/>
-                <w:i w:val="0"/>
-                <w:color w:val="111827"/>
-                <w:sz w:val="17"/>
-              </w:rPr>
-              <w:t>Theology review</w:t>
-            </w:r>
-          </w:p>
-        </w:tc>
-      </w:tr>
-      <w:tr>
-        <w:tc>
-          <w:tcPr>
-            <w:tcW w:type="dxa" w:w="1872"/>
-            <w:tcMar>
-              <w:top w:w="80" w:type="dxa"/>
-              <w:start w:w="120" w:type="dxa"/>
-              <w:bottom w:w="80" w:type="dxa"/>
-              <w:end w:w="120" w:type="dxa"/>
-            </w:tcMar>
-          </w:tcPr>
-          <w:p>
-            <w:r>
-              <w:rPr>
-                <w:rFonts w:ascii="Calibri" w:hAnsi="Calibri"/>
-                <w:b w:val="0"/>
-                <w:i w:val="0"/>
-                <w:color w:val="111827"/>
-                <w:sz w:val="17"/>
-              </w:rPr>
-              <w:t>G-volume-1-journal-02</w:t>
-            </w:r>
-          </w:p>
-        </w:tc>
-        <w:tc>
-          <w:tcPr>
-            <w:tcW w:type="dxa" w:w="1872"/>
-            <w:tcMar>
-              <w:top w:w="80" w:type="dxa"/>
-              <w:start w:w="120" w:type="dxa"/>
-              <w:bottom w:w="80" w:type="dxa"/>
-              <w:end w:w="120" w:type="dxa"/>
-            </w:tcMar>
-          </w:tcPr>
-          <w:p>
-            <w:r>
-              <w:rPr>
-                <w:rFonts w:ascii="Calibri" w:hAnsi="Calibri"/>
-                <w:b w:val="0"/>
-                <w:i w:val="0"/>
-                <w:color w:val="111827"/>
-                <w:sz w:val="17"/>
-              </w:rPr>
-              <w:t>Surrendering to God's Love Companion Journal</w:t>
-            </w:r>
-          </w:p>
-        </w:tc>
-        <w:tc>
-          <w:tcPr>
-            <w:tcW w:type="dxa" w:w="1872"/>
-            <w:tcMar>
-              <w:top w:w="80" w:type="dxa"/>
-              <w:start w:w="120" w:type="dxa"/>
-              <w:bottom w:w="80" w:type="dxa"/>
-              <w:end w:w="120" w:type="dxa"/>
-            </w:tcMar>
-          </w:tcPr>
-          <w:p>
-            <w:r>
-              <w:rPr>
-                <w:rFonts w:ascii="Calibri" w:hAnsi="Calibri"/>
-                <w:b w:val="0"/>
-                <w:i w:val="0"/>
-                <w:color w:val="111827"/>
-                <w:sz w:val="17"/>
-              </w:rPr>
-              <w:t>2062</w:t>
-            </w:r>
-          </w:p>
-        </w:tc>
-        <w:tc>
-          <w:tcPr>
-            <w:tcW w:type="dxa" w:w="1872"/>
-            <w:tcMar>
-              <w:top w:w="80" w:type="dxa"/>
-              <w:start w:w="120" w:type="dxa"/>
-              <w:bottom w:w="80" w:type="dxa"/>
-              <w:end w:w="120" w:type="dxa"/>
-            </w:tcMar>
-          </w:tcPr>
-          <w:p>
-            <w:r>
-              <w:rPr>
-                <w:rFonts w:ascii="Calibri" w:hAnsi="Calibri"/>
-                <w:b w:val="0"/>
-                <w:i w:val="0"/>
-                <w:color w:val="111827"/>
-                <w:sz w:val="17"/>
-              </w:rPr>
-              <w:t>performance</w:t>
-            </w:r>
-          </w:p>
-        </w:tc>
-        <w:tc>
-          <w:tcPr>
-            <w:tcW w:type="dxa" w:w="1872"/>
-            <w:tcMar>
-              <w:top w:w="80" w:type="dxa"/>
-              <w:start w:w="120" w:type="dxa"/>
-              <w:bottom w:w="80" w:type="dxa"/>
-              <w:end w:w="120" w:type="dxa"/>
-            </w:tcMar>
-          </w:tcPr>
-          <w:p>
-            <w:r>
-              <w:rPr>
-                <w:rFonts w:ascii="Calibri" w:hAnsi="Calibri"/>
-                <w:b w:val="0"/>
-                <w:i w:val="0"/>
-                <w:color w:val="111827"/>
-                <w:sz w:val="17"/>
-              </w:rPr>
-              <w:t>Theology review</w:t>
-            </w:r>
-          </w:p>
-        </w:tc>
-      </w:tr>
-      <w:tr>
-        <w:tc>
-          <w:tcPr>
-            <w:tcW w:type="dxa" w:w="1872"/>
-            <w:tcMar>
-              <w:top w:w="80" w:type="dxa"/>
-              <w:start w:w="120" w:type="dxa"/>
-              <w:bottom w:w="80" w:type="dxa"/>
-              <w:end w:w="120" w:type="dxa"/>
-            </w:tcMar>
-          </w:tcPr>
-          <w:p>
-            <w:r>
-              <w:rPr>
-                <w:rFonts w:ascii="Calibri" w:hAnsi="Calibri"/>
-                <w:b w:val="0"/>
-                <w:i w:val="0"/>
-                <w:color w:val="111827"/>
-                <w:sz w:val="17"/>
-              </w:rPr>
-              <w:t>G-volume-1-journal-03</w:t>
-            </w:r>
-          </w:p>
-        </w:tc>
-        <w:tc>
-          <w:tcPr>
-            <w:tcW w:type="dxa" w:w="1872"/>
-            <w:tcMar>
-              <w:top w:w="80" w:type="dxa"/>
-              <w:start w:w="120" w:type="dxa"/>
-              <w:bottom w:w="80" w:type="dxa"/>
-              <w:end w:w="120" w:type="dxa"/>
-            </w:tcMar>
-          </w:tcPr>
-          <w:p>
-            <w:r>
-              <w:rPr>
-                <w:rFonts w:ascii="Calibri" w:hAnsi="Calibri"/>
-                <w:b w:val="0"/>
-                <w:i w:val="0"/>
-                <w:color w:val="111827"/>
-                <w:sz w:val="17"/>
-              </w:rPr>
-              <w:t>Surrendering to God's Love Companion Journal</w:t>
-            </w:r>
-          </w:p>
-        </w:tc>
-        <w:tc>
-          <w:tcPr>
-            <w:tcW w:type="dxa" w:w="1872"/>
-            <w:tcMar>
-              <w:top w:w="80" w:type="dxa"/>
-              <w:start w:w="120" w:type="dxa"/>
-              <w:bottom w:w="80" w:type="dxa"/>
-              <w:end w:w="120" w:type="dxa"/>
-            </w:tcMar>
-          </w:tcPr>
-          <w:p>
-            <w:r>
-              <w:rPr>
-                <w:rFonts w:ascii="Calibri" w:hAnsi="Calibri"/>
-                <w:b w:val="0"/>
-                <w:i w:val="0"/>
-                <w:color w:val="111827"/>
-                <w:sz w:val="17"/>
-              </w:rPr>
-              <w:t>2687</w:t>
-            </w:r>
-          </w:p>
-        </w:tc>
-        <w:tc>
-          <w:tcPr>
-            <w:tcW w:type="dxa" w:w="1872"/>
-            <w:tcMar>
-              <w:top w:w="80" w:type="dxa"/>
-              <w:start w:w="120" w:type="dxa"/>
-              <w:bottom w:w="80" w:type="dxa"/>
-              <w:end w:w="120" w:type="dxa"/>
-            </w:tcMar>
-          </w:tcPr>
-          <w:p>
-            <w:r>
-              <w:rPr>
-                <w:rFonts w:ascii="Calibri" w:hAnsi="Calibri"/>
-                <w:b w:val="0"/>
-                <w:i w:val="0"/>
-                <w:color w:val="111827"/>
-                <w:sz w:val="17"/>
-              </w:rPr>
-              <w:t>performance</w:t>
-            </w:r>
-          </w:p>
-        </w:tc>
-        <w:tc>
-          <w:tcPr>
-            <w:tcW w:type="dxa" w:w="1872"/>
-            <w:tcMar>
-              <w:top w:w="80" w:type="dxa"/>
-              <w:start w:w="120" w:type="dxa"/>
-              <w:bottom w:w="80" w:type="dxa"/>
-              <w:end w:w="120" w:type="dxa"/>
-            </w:tcMar>
-          </w:tcPr>
-          <w:p>
-            <w:r>
-              <w:rPr>
-                <w:rFonts w:ascii="Calibri" w:hAnsi="Calibri"/>
-                <w:b w:val="0"/>
-                <w:i w:val="0"/>
-                <w:color w:val="111827"/>
-                <w:sz w:val="17"/>
-              </w:rPr>
-              <w:t>Theology review</w:t>
-            </w:r>
-          </w:p>
-        </w:tc>
-      </w:tr>
-      <w:tr>
-        <w:tc>
-          <w:tcPr>
-            <w:tcW w:type="dxa" w:w="1872"/>
-            <w:tcMar>
-              <w:top w:w="80" w:type="dxa"/>
-              <w:start w:w="120" w:type="dxa"/>
-              <w:bottom w:w="80" w:type="dxa"/>
-              <w:end w:w="120" w:type="dxa"/>
-            </w:tcMar>
-          </w:tcPr>
-          <w:p>
-            <w:r>
-              <w:rPr>
-                <w:rFonts w:ascii="Calibri" w:hAnsi="Calibri"/>
-                <w:b w:val="0"/>
-                <w:i w:val="0"/>
-                <w:color w:val="111827"/>
-                <w:sz w:val="17"/>
-              </w:rPr>
-              <w:t>G-volume-2-devotional-01</w:t>
-            </w:r>
-          </w:p>
-        </w:tc>
-        <w:tc>
-          <w:tcPr>
-            <w:tcW w:type="dxa" w:w="1872"/>
-            <w:tcMar>
-              <w:top w:w="80" w:type="dxa"/>
-              <w:start w:w="120" w:type="dxa"/>
-              <w:bottom w:w="80" w:type="dxa"/>
-              <w:end w:w="120" w:type="dxa"/>
-            </w:tcMar>
-          </w:tcPr>
-          <w:p>
-            <w:r>
-              <w:rPr>
-                <w:rFonts w:ascii="Calibri" w:hAnsi="Calibri"/>
-                <w:b w:val="0"/>
-                <w:i w:val="0"/>
-                <w:color w:val="111827"/>
-                <w:sz w:val="17"/>
-              </w:rPr>
-              <w:t>Walking with Jesus</w:t>
-            </w:r>
-          </w:p>
-        </w:tc>
-        <w:tc>
-          <w:tcPr>
-            <w:tcW w:type="dxa" w:w="1872"/>
-            <w:tcMar>
-              <w:top w:w="80" w:type="dxa"/>
-              <w:start w:w="120" w:type="dxa"/>
-              <w:bottom w:w="80" w:type="dxa"/>
-              <w:end w:w="120" w:type="dxa"/>
-            </w:tcMar>
-          </w:tcPr>
-          <w:p>
-            <w:r>
-              <w:rPr>
-                <w:rFonts w:ascii="Calibri" w:hAnsi="Calibri"/>
-                <w:b w:val="0"/>
-                <w:i w:val="0"/>
-                <w:color w:val="111827"/>
-                <w:sz w:val="17"/>
-              </w:rPr>
-              <w:t>1915</w:t>
-            </w:r>
-          </w:p>
-        </w:tc>
-        <w:tc>
-          <w:tcPr>
-            <w:tcW w:type="dxa" w:w="1872"/>
-            <w:tcMar>
-              <w:top w:w="80" w:type="dxa"/>
-              <w:start w:w="120" w:type="dxa"/>
-              <w:bottom w:w="80" w:type="dxa"/>
-              <w:end w:w="120" w:type="dxa"/>
-            </w:tcMar>
-          </w:tcPr>
-          <w:p>
-            <w:r>
-              <w:rPr>
-                <w:rFonts w:ascii="Calibri" w:hAnsi="Calibri"/>
-                <w:b w:val="0"/>
-                <w:i w:val="0"/>
-                <w:color w:val="111827"/>
-                <w:sz w:val="17"/>
-              </w:rPr>
-              <w:t>performance</w:t>
-            </w:r>
-          </w:p>
-        </w:tc>
-        <w:tc>
-          <w:tcPr>
-            <w:tcW w:type="dxa" w:w="1872"/>
-            <w:tcMar>
-              <w:top w:w="80" w:type="dxa"/>
-              <w:start w:w="120" w:type="dxa"/>
-              <w:bottom w:w="80" w:type="dxa"/>
-              <w:end w:w="120" w:type="dxa"/>
-            </w:tcMar>
-          </w:tcPr>
-          <w:p>
-            <w:r>
-              <w:rPr>
-                <w:rFonts w:ascii="Calibri" w:hAnsi="Calibri"/>
-                <w:b w:val="0"/>
-                <w:i w:val="0"/>
-                <w:color w:val="111827"/>
-                <w:sz w:val="17"/>
-              </w:rPr>
-              <w:t>Theology review</w:t>
-            </w:r>
-          </w:p>
-        </w:tc>
-      </w:tr>
-      <w:tr>
-        <w:tc>
-          <w:tcPr>
-            <w:tcW w:type="dxa" w:w="1872"/>
-            <w:tcMar>
-              <w:top w:w="80" w:type="dxa"/>
-              <w:start w:w="120" w:type="dxa"/>
-              <w:bottom w:w="80" w:type="dxa"/>
-              <w:end w:w="120" w:type="dxa"/>
-            </w:tcMar>
-          </w:tcPr>
-          <w:p>
-            <w:r>
-              <w:rPr>
-                <w:rFonts w:ascii="Calibri" w:hAnsi="Calibri"/>
-                <w:b w:val="0"/>
-                <w:i w:val="0"/>
-                <w:color w:val="111827"/>
-                <w:sz w:val="17"/>
-              </w:rPr>
-              <w:t>G-volume-2-devotional-02</w:t>
-            </w:r>
-          </w:p>
-        </w:tc>
-        <w:tc>
-          <w:tcPr>
-            <w:tcW w:type="dxa" w:w="1872"/>
-            <w:tcMar>
-              <w:top w:w="80" w:type="dxa"/>
-              <w:start w:w="120" w:type="dxa"/>
-              <w:bottom w:w="80" w:type="dxa"/>
-              <w:end w:w="120" w:type="dxa"/>
-            </w:tcMar>
-          </w:tcPr>
-          <w:p>
-            <w:r>
-              <w:rPr>
-                <w:rFonts w:ascii="Calibri" w:hAnsi="Calibri"/>
-                <w:b w:val="0"/>
-                <w:i w:val="0"/>
-                <w:color w:val="111827"/>
-                <w:sz w:val="17"/>
-              </w:rPr>
-              <w:t>Walking with Jesus</w:t>
-            </w:r>
-          </w:p>
-        </w:tc>
-        <w:tc>
-          <w:tcPr>
-            <w:tcW w:type="dxa" w:w="1872"/>
-            <w:tcMar>
-              <w:top w:w="80" w:type="dxa"/>
-              <w:start w:w="120" w:type="dxa"/>
-              <w:bottom w:w="80" w:type="dxa"/>
-              <w:end w:w="120" w:type="dxa"/>
-            </w:tcMar>
-          </w:tcPr>
-          <w:p>
-            <w:r>
-              <w:rPr>
-                <w:rFonts w:ascii="Calibri" w:hAnsi="Calibri"/>
-                <w:b w:val="0"/>
-                <w:i w:val="0"/>
-                <w:color w:val="111827"/>
-                <w:sz w:val="17"/>
-              </w:rPr>
-              <w:t>1923</w:t>
-            </w:r>
-          </w:p>
-        </w:tc>
-        <w:tc>
-          <w:tcPr>
-            <w:tcW w:type="dxa" w:w="1872"/>
-            <w:tcMar>
-              <w:top w:w="80" w:type="dxa"/>
-              <w:start w:w="120" w:type="dxa"/>
-              <w:bottom w:w="80" w:type="dxa"/>
-              <w:end w:w="120" w:type="dxa"/>
-            </w:tcMar>
-          </w:tcPr>
-          <w:p>
-            <w:r>
-              <w:rPr>
-                <w:rFonts w:ascii="Calibri" w:hAnsi="Calibri"/>
-                <w:b w:val="0"/>
-                <w:i w:val="0"/>
-                <w:color w:val="111827"/>
-                <w:sz w:val="17"/>
-              </w:rPr>
-              <w:t>performance</w:t>
-            </w:r>
-          </w:p>
-        </w:tc>
-        <w:tc>
-          <w:tcPr>
-            <w:tcW w:type="dxa" w:w="1872"/>
-            <w:tcMar>
-              <w:top w:w="80" w:type="dxa"/>
-              <w:start w:w="120" w:type="dxa"/>
-              <w:bottom w:w="80" w:type="dxa"/>
-              <w:end w:w="120" w:type="dxa"/>
-            </w:tcMar>
-          </w:tcPr>
-          <w:p>
-            <w:r>
-              <w:rPr>
-                <w:rFonts w:ascii="Calibri" w:hAnsi="Calibri"/>
-                <w:b w:val="0"/>
-                <w:i w:val="0"/>
-                <w:color w:val="111827"/>
-                <w:sz w:val="17"/>
-              </w:rPr>
-              <w:t>Theology review</w:t>
-            </w:r>
-          </w:p>
-        </w:tc>
-      </w:tr>
-      <w:tr>
-        <w:tc>
-          <w:tcPr>
-            <w:tcW w:type="dxa" w:w="1872"/>
-            <w:tcMar>
-              <w:top w:w="80" w:type="dxa"/>
-              <w:start w:w="120" w:type="dxa"/>
-              <w:bottom w:w="80" w:type="dxa"/>
-              <w:end w:w="120" w:type="dxa"/>
-            </w:tcMar>
-          </w:tcPr>
-          <w:p>
-            <w:r>
-              <w:rPr>
-                <w:rFonts w:ascii="Calibri" w:hAnsi="Calibri"/>
-                <w:b w:val="0"/>
-                <w:i w:val="0"/>
-                <w:color w:val="111827"/>
-                <w:sz w:val="17"/>
-              </w:rPr>
-              <w:t>G-volume-2-devotional-03</w:t>
-            </w:r>
-          </w:p>
-        </w:tc>
-        <w:tc>
-          <w:tcPr>
-            <w:tcW w:type="dxa" w:w="1872"/>
-            <w:tcMar>
-              <w:top w:w="80" w:type="dxa"/>
-              <w:start w:w="120" w:type="dxa"/>
-              <w:bottom w:w="80" w:type="dxa"/>
-              <w:end w:w="120" w:type="dxa"/>
-            </w:tcMar>
-          </w:tcPr>
-          <w:p>
-            <w:r>
-              <w:rPr>
-                <w:rFonts w:ascii="Calibri" w:hAnsi="Calibri"/>
-                <w:b w:val="0"/>
-                <w:i w:val="0"/>
-                <w:color w:val="111827"/>
-                <w:sz w:val="17"/>
-              </w:rPr>
-              <w:t>Walking with Jesus</w:t>
-            </w:r>
-          </w:p>
-        </w:tc>
-        <w:tc>
-          <w:tcPr>
-            <w:tcW w:type="dxa" w:w="1872"/>
-            <w:tcMar>
-              <w:top w:w="80" w:type="dxa"/>
-              <w:start w:w="120" w:type="dxa"/>
-              <w:bottom w:w="80" w:type="dxa"/>
-              <w:end w:w="120" w:type="dxa"/>
-            </w:tcMar>
-          </w:tcPr>
-          <w:p>
-            <w:r>
-              <w:rPr>
-                <w:rFonts w:ascii="Calibri" w:hAnsi="Calibri"/>
-                <w:b w:val="0"/>
-                <w:i w:val="0"/>
-                <w:color w:val="111827"/>
-                <w:sz w:val="17"/>
-              </w:rPr>
-              <w:t>2603</w:t>
-            </w:r>
-          </w:p>
-        </w:tc>
-        <w:tc>
-          <w:tcPr>
-            <w:tcW w:type="dxa" w:w="1872"/>
-            <w:tcMar>
-              <w:top w:w="80" w:type="dxa"/>
-              <w:start w:w="120" w:type="dxa"/>
-              <w:bottom w:w="80" w:type="dxa"/>
-              <w:end w:w="120" w:type="dxa"/>
-            </w:tcMar>
-          </w:tcPr>
-          <w:p>
-            <w:r>
-              <w:rPr>
-                <w:rFonts w:ascii="Calibri" w:hAnsi="Calibri"/>
-                <w:b w:val="0"/>
-                <w:i w:val="0"/>
-                <w:color w:val="111827"/>
-                <w:sz w:val="17"/>
-              </w:rPr>
-              <w:t>performance</w:t>
-            </w:r>
-          </w:p>
-        </w:tc>
-        <w:tc>
-          <w:tcPr>
-            <w:tcW w:type="dxa" w:w="1872"/>
-            <w:tcMar>
-              <w:top w:w="80" w:type="dxa"/>
-              <w:start w:w="120" w:type="dxa"/>
-              <w:bottom w:w="80" w:type="dxa"/>
-              <w:end w:w="120" w:type="dxa"/>
-            </w:tcMar>
-          </w:tcPr>
-          <w:p>
-            <w:r>
-              <w:rPr>
-                <w:rFonts w:ascii="Calibri" w:hAnsi="Calibri"/>
-                <w:b w:val="0"/>
-                <w:i w:val="0"/>
-                <w:color w:val="111827"/>
-                <w:sz w:val="17"/>
-              </w:rPr>
-              <w:t>Theology review</w:t>
-            </w:r>
-          </w:p>
-        </w:tc>
-      </w:tr>
-      <w:tr>
-        <w:tc>
-          <w:tcPr>
-            <w:tcW w:type="dxa" w:w="1872"/>
-            <w:tcMar>
-              <w:top w:w="80" w:type="dxa"/>
-              <w:start w:w="120" w:type="dxa"/>
-              <w:bottom w:w="80" w:type="dxa"/>
-              <w:end w:w="120" w:type="dxa"/>
-            </w:tcMar>
-          </w:tcPr>
-          <w:p>
-            <w:r>
-              <w:rPr>
-                <w:rFonts w:ascii="Calibri" w:hAnsi="Calibri"/>
-                <w:b w:val="0"/>
-                <w:i w:val="0"/>
-                <w:color w:val="111827"/>
-                <w:sz w:val="17"/>
-              </w:rPr>
-              <w:t>G-volume-2-devotional-04</w:t>
-            </w:r>
-          </w:p>
-        </w:tc>
-        <w:tc>
-          <w:tcPr>
-            <w:tcW w:type="dxa" w:w="1872"/>
-            <w:tcMar>
-              <w:top w:w="80" w:type="dxa"/>
-              <w:start w:w="120" w:type="dxa"/>
-              <w:bottom w:w="80" w:type="dxa"/>
-              <w:end w:w="120" w:type="dxa"/>
-            </w:tcMar>
-          </w:tcPr>
-          <w:p>
-            <w:r>
-              <w:rPr>
-                <w:rFonts w:ascii="Calibri" w:hAnsi="Calibri"/>
-                <w:b w:val="0"/>
-                <w:i w:val="0"/>
-                <w:color w:val="111827"/>
-                <w:sz w:val="17"/>
-              </w:rPr>
-              <w:t>Walking with Jesus</w:t>
-            </w:r>
-          </w:p>
-        </w:tc>
-        <w:tc>
-          <w:tcPr>
-            <w:tcW w:type="dxa" w:w="1872"/>
-            <w:tcMar>
-              <w:top w:w="80" w:type="dxa"/>
-              <w:start w:w="120" w:type="dxa"/>
-              <w:bottom w:w="80" w:type="dxa"/>
-              <w:end w:w="120" w:type="dxa"/>
-            </w:tcMar>
-          </w:tcPr>
-          <w:p>
-            <w:r>
-              <w:rPr>
-                <w:rFonts w:ascii="Calibri" w:hAnsi="Calibri"/>
-                <w:b w:val="0"/>
-                <w:i w:val="0"/>
-                <w:color w:val="111827"/>
-                <w:sz w:val="17"/>
-              </w:rPr>
-              <w:t>6024</w:t>
-            </w:r>
-          </w:p>
-        </w:tc>
-        <w:tc>
-          <w:tcPr>
-            <w:tcW w:type="dxa" w:w="1872"/>
-            <w:tcMar>
-              <w:top w:w="80" w:type="dxa"/>
-              <w:start w:w="120" w:type="dxa"/>
-              <w:bottom w:w="80" w:type="dxa"/>
-              <w:end w:w="120" w:type="dxa"/>
-            </w:tcMar>
-          </w:tcPr>
-          <w:p>
-            <w:r>
-              <w:rPr>
-                <w:rFonts w:ascii="Calibri" w:hAnsi="Calibri"/>
-                <w:b w:val="0"/>
-                <w:i w:val="0"/>
-                <w:color w:val="111827"/>
-                <w:sz w:val="17"/>
-              </w:rPr>
-              <w:t>performance</w:t>
-            </w:r>
-          </w:p>
-        </w:tc>
-        <w:tc>
-          <w:tcPr>
-            <w:tcW w:type="dxa" w:w="1872"/>
-            <w:tcMar>
-              <w:top w:w="80" w:type="dxa"/>
-              <w:start w:w="120" w:type="dxa"/>
-              <w:bottom w:w="80" w:type="dxa"/>
-              <w:end w:w="120" w:type="dxa"/>
-            </w:tcMar>
-          </w:tcPr>
-          <w:p>
-            <w:r>
-              <w:rPr>
-                <w:rFonts w:ascii="Calibri" w:hAnsi="Calibri"/>
-                <w:b w:val="0"/>
-                <w:i w:val="0"/>
-                <w:color w:val="111827"/>
-                <w:sz w:val="17"/>
-              </w:rPr>
-              <w:t>Theology review</w:t>
-            </w:r>
-          </w:p>
-        </w:tc>
-      </w:tr>
-      <w:tr>
-        <w:tc>
-          <w:tcPr>
-            <w:tcW w:type="dxa" w:w="1872"/>
-            <w:tcMar>
-              <w:top w:w="80" w:type="dxa"/>
-              <w:start w:w="120" w:type="dxa"/>
-              <w:bottom w:w="80" w:type="dxa"/>
-              <w:end w:w="120" w:type="dxa"/>
-            </w:tcMar>
-          </w:tcPr>
-          <w:p>
-            <w:r>
-              <w:rPr>
-                <w:rFonts w:ascii="Calibri" w:hAnsi="Calibri"/>
-                <w:b w:val="0"/>
-                <w:i w:val="0"/>
-                <w:color w:val="111827"/>
-                <w:sz w:val="17"/>
-              </w:rPr>
-              <w:t>G-volume-3-devotional-01</w:t>
-            </w:r>
-          </w:p>
-        </w:tc>
-        <w:tc>
-          <w:tcPr>
-            <w:tcW w:type="dxa" w:w="1872"/>
-            <w:tcMar>
-              <w:top w:w="80" w:type="dxa"/>
-              <w:start w:w="120" w:type="dxa"/>
-              <w:bottom w:w="80" w:type="dxa"/>
-              <w:end w:w="120" w:type="dxa"/>
-            </w:tcMar>
-          </w:tcPr>
-          <w:p>
-            <w:r>
-              <w:rPr>
-                <w:rFonts w:ascii="Calibri" w:hAnsi="Calibri"/>
-                <w:b w:val="0"/>
-                <w:i w:val="0"/>
-                <w:color w:val="111827"/>
-                <w:sz w:val="17"/>
-              </w:rPr>
-              <w:t>Filled with the Holy Spirit</w:t>
-            </w:r>
-          </w:p>
-        </w:tc>
-        <w:tc>
-          <w:tcPr>
-            <w:tcW w:type="dxa" w:w="1872"/>
-            <w:tcMar>
-              <w:top w:w="80" w:type="dxa"/>
-              <w:start w:w="120" w:type="dxa"/>
-              <w:bottom w:w="80" w:type="dxa"/>
-              <w:end w:w="120" w:type="dxa"/>
-            </w:tcMar>
-          </w:tcPr>
-          <w:p>
-            <w:r>
-              <w:rPr>
-                <w:rFonts w:ascii="Calibri" w:hAnsi="Calibri"/>
-                <w:b w:val="0"/>
-                <w:i w:val="0"/>
-                <w:color w:val="111827"/>
-                <w:sz w:val="17"/>
-              </w:rPr>
-              <w:t>1288</w:t>
-            </w:r>
-          </w:p>
-        </w:tc>
-        <w:tc>
-          <w:tcPr>
-            <w:tcW w:type="dxa" w:w="1872"/>
-            <w:tcMar>
-              <w:top w:w="80" w:type="dxa"/>
-              <w:start w:w="120" w:type="dxa"/>
-              <w:bottom w:w="80" w:type="dxa"/>
-              <w:end w:w="120" w:type="dxa"/>
-            </w:tcMar>
-          </w:tcPr>
-          <w:p>
-            <w:r>
-              <w:rPr>
-                <w:rFonts w:ascii="Calibri" w:hAnsi="Calibri"/>
-                <w:b w:val="0"/>
-                <w:i w:val="0"/>
-                <w:color w:val="111827"/>
-                <w:sz w:val="17"/>
-              </w:rPr>
-              <w:t>performance</w:t>
-            </w:r>
-          </w:p>
-        </w:tc>
-        <w:tc>
-          <w:tcPr>
-            <w:tcW w:type="dxa" w:w="1872"/>
-            <w:tcMar>
-              <w:top w:w="80" w:type="dxa"/>
-              <w:start w:w="120" w:type="dxa"/>
-              <w:bottom w:w="80" w:type="dxa"/>
-              <w:end w:w="120" w:type="dxa"/>
-            </w:tcMar>
-          </w:tcPr>
-          <w:p>
-            <w:r>
-              <w:rPr>
-                <w:rFonts w:ascii="Calibri" w:hAnsi="Calibri"/>
-                <w:b w:val="0"/>
-                <w:i w:val="0"/>
-                <w:color w:val="111827"/>
-                <w:sz w:val="17"/>
-              </w:rPr>
-              <w:t>Theology review</w:t>
-            </w:r>
-          </w:p>
-        </w:tc>
-      </w:tr>
-      <w:tr>
-        <w:tc>
-          <w:tcPr>
-            <w:tcW w:type="dxa" w:w="1872"/>
-            <w:tcMar>
-              <w:top w:w="80" w:type="dxa"/>
-              <w:start w:w="120" w:type="dxa"/>
-              <w:bottom w:w="80" w:type="dxa"/>
-              <w:end w:w="120" w:type="dxa"/>
-            </w:tcMar>
-          </w:tcPr>
-          <w:p>
-            <w:r>
-              <w:rPr>
-                <w:rFonts w:ascii="Calibri" w:hAnsi="Calibri"/>
-                <w:b w:val="0"/>
-                <w:i w:val="0"/>
-                <w:color w:val="111827"/>
-                <w:sz w:val="17"/>
-              </w:rPr>
-              <w:t>G-volume-3-devotional-02</w:t>
-            </w:r>
-          </w:p>
-        </w:tc>
-        <w:tc>
-          <w:tcPr>
-            <w:tcW w:type="dxa" w:w="1872"/>
-            <w:tcMar>
-              <w:top w:w="80" w:type="dxa"/>
-              <w:start w:w="120" w:type="dxa"/>
-              <w:bottom w:w="80" w:type="dxa"/>
-              <w:end w:w="120" w:type="dxa"/>
-            </w:tcMar>
-          </w:tcPr>
-          <w:p>
-            <w:r>
-              <w:rPr>
-                <w:rFonts w:ascii="Calibri" w:hAnsi="Calibri"/>
-                <w:b w:val="0"/>
-                <w:i w:val="0"/>
-                <w:color w:val="111827"/>
-                <w:sz w:val="17"/>
-              </w:rPr>
-              <w:t>Filled with the Holy Spirit</w:t>
-            </w:r>
-          </w:p>
-        </w:tc>
-        <w:tc>
-          <w:tcPr>
-            <w:tcW w:type="dxa" w:w="1872"/>
-            <w:tcMar>
-              <w:top w:w="80" w:type="dxa"/>
-              <w:start w:w="120" w:type="dxa"/>
-              <w:bottom w:w="80" w:type="dxa"/>
-              <w:end w:w="120" w:type="dxa"/>
-            </w:tcMar>
-          </w:tcPr>
-          <w:p>
-            <w:r>
-              <w:rPr>
-                <w:rFonts w:ascii="Calibri" w:hAnsi="Calibri"/>
-                <w:b w:val="0"/>
-                <w:i w:val="0"/>
-                <w:color w:val="111827"/>
-                <w:sz w:val="17"/>
-              </w:rPr>
-              <w:t>10426</w:t>
-            </w:r>
-          </w:p>
-        </w:tc>
-        <w:tc>
-          <w:tcPr>
-            <w:tcW w:type="dxa" w:w="1872"/>
-            <w:tcMar>
-              <w:top w:w="80" w:type="dxa"/>
-              <w:start w:w="120" w:type="dxa"/>
-              <w:bottom w:w="80" w:type="dxa"/>
-              <w:end w:w="120" w:type="dxa"/>
-            </w:tcMar>
-          </w:tcPr>
-          <w:p>
-            <w:r>
-              <w:rPr>
-                <w:rFonts w:ascii="Calibri" w:hAnsi="Calibri"/>
-                <w:b w:val="0"/>
-                <w:i w:val="0"/>
-                <w:color w:val="111827"/>
-                <w:sz w:val="17"/>
-              </w:rPr>
-              <w:t>performance</w:t>
-            </w:r>
-          </w:p>
-        </w:tc>
-        <w:tc>
-          <w:tcPr>
-            <w:tcW w:type="dxa" w:w="1872"/>
-            <w:tcMar>
-              <w:top w:w="80" w:type="dxa"/>
-              <w:start w:w="120" w:type="dxa"/>
-              <w:bottom w:w="80" w:type="dxa"/>
-              <w:end w:w="120" w:type="dxa"/>
-            </w:tcMar>
-          </w:tcPr>
-          <w:p>
-            <w:r>
-              <w:rPr>
-                <w:rFonts w:ascii="Calibri" w:hAnsi="Calibri"/>
-                <w:b w:val="0"/>
-                <w:i w:val="0"/>
-                <w:color w:val="111827"/>
-                <w:sz w:val="17"/>
-              </w:rPr>
-              <w:t>Theology review</w:t>
-            </w:r>
-          </w:p>
-        </w:tc>
-      </w:tr>
-    </w:tbl>
     <w:p>
       <w:pPr>
         <w:pStyle w:val="Heading1"/>
@@ -2396,7 +852,7 @@
           <w:color w:val="111827"/>
           <w:sz w:val="21"/>
         </w:rPr>
-        <w:t>Resolve the 12 theology contexts first because they touch the Adventist grace/obedience guardrail.</w:t>
+        <w:t>Proof audit currently shows no duplicate title groups, no repeated morning-impact groups, and no priority theology contexts.</w:t>
       </w:r>
     </w:p>
     <w:p>
@@ -2412,7 +868,7 @@
           <w:color w:val="111827"/>
           <w:sz w:val="21"/>
         </w:rPr>
-        <w:t>Decide whether repeated morning-impact lines are an intentional refrain system or should be individualized by month.</w:t>
+        <w:t>Run the next full copyedit pass for author voice, devotional flow, and line-level polish.</w:t>
       </w:r>
     </w:p>
     <w:p>
@@ -2428,7 +884,7 @@
           <w:color w:val="111827"/>
           <w:sz w:val="21"/>
         </w:rPr>
-        <w:t>Retitle duplicate day-title groups one volume at a time, keeping at most the strongest occurrence when a phrase repeats.</w:t>
+        <w:t>Keep the Adventist Sabbath and grace/obedience guardrails visible during final copyedit.</w:t>
       </w:r>
     </w:p>
     <w:p>
@@ -2444,23 +900,7 @@
           <w:color w:val="111827"/>
           <w:sz w:val="21"/>
         </w:rPr>
-        <w:t>Run a final copyedit pass after decisions are applied to the manuscripts.</w:t>
-      </w:r>
-    </w:p>
-    <w:p>
-      <w:pPr>
-        <w:pStyle w:val="ListBullet"/>
-        <w:spacing w:after="80" w:line="300" w:lineRule="auto"/>
-      </w:pPr>
-      <w:r>
-        <w:rPr>
-          <w:rFonts w:ascii="Calibri" w:hAnsi="Calibri"/>
-          <w:b w:val="0"/>
-          <w:i w:val="0"/>
-          <w:color w:val="111827"/>
-          <w:sz w:val="21"/>
-        </w:rPr>
-        <w:t>Regenerate final interiors and covers only after page counts are locked.</w:t>
+        <w:t>Regenerate final interiors and covers only after copyedit approval and locked page counts.</w:t>
       </w:r>
     </w:p>
     <w:p>

--- a/downloads/production/kdp/proof-decision-resolution/lady-d-proof-decision-resolution-pack.docx
+++ b/downloads/production/kdp/proof-decision-resolution/lady-d-proof-decision-resolution-pack.docx
@@ -63,7 +63,7 @@
           <w:color w:val="59606C"/>
           <w:sz w:val="18"/>
         </w:rPr>
-        <w:t>Generated 2026-07-01 from commit 6ab403d</w:t>
+        <w:t>Generated 2026-07-01 from commit 9aab4b1</w:t>
       </w:r>
     </w:p>
     <w:p>
@@ -174,7 +174,7 @@
           <w:color w:val="111827"/>
           <w:sz w:val="21"/>
         </w:rPr>
-        <w:t>Source words checked by upstream audit: 377,171</w:t>
+        <w:t>Source words checked by upstream audit: 369,512</w:t>
       </w:r>
     </w:p>
     <w:p>

--- a/downloads/production/kdp/proof-decision-resolution/lady-d-proof-decision-resolution-pack.docx
+++ b/downloads/production/kdp/proof-decision-resolution/lady-d-proof-decision-resolution-pack.docx
@@ -63,7 +63,7 @@
           <w:color w:val="59606C"/>
           <w:sz w:val="18"/>
         </w:rPr>
-        <w:t>Generated 2026-07-01 from commit 9aab4b1</w:t>
+        <w:t>Generated 2026-07-01 from commit 6980a41</w:t>
       </w:r>
     </w:p>
     <w:p>
@@ -174,7 +174,7 @@
           <w:color w:val="111827"/>
           <w:sz w:val="21"/>
         </w:rPr>
-        <w:t>Source words checked by upstream audit: 369,512</w:t>
+        <w:t>Source words checked by upstream audit: 369,515</w:t>
       </w:r>
     </w:p>
     <w:p>

--- a/downloads/production/kdp/proof-decision-resolution/lady-d-proof-decision-resolution-pack.docx
+++ b/downloads/production/kdp/proof-decision-resolution/lady-d-proof-decision-resolution-pack.docx
@@ -63,7 +63,7 @@
           <w:color w:val="59606C"/>
           <w:sz w:val="18"/>
         </w:rPr>
-        <w:t>Generated 2026-07-01 from commit 6980a41</w:t>
+        <w:t>Generated 2026-07-01 from commit d6774d4</w:t>
       </w:r>
     </w:p>
     <w:p>
@@ -174,7 +174,7 @@
           <w:color w:val="111827"/>
           <w:sz w:val="21"/>
         </w:rPr>
-        <w:t>Source words checked by upstream audit: 369,515</w:t>
+        <w:t>Source words checked by upstream audit: 369,509</w:t>
       </w:r>
     </w:p>
     <w:p>

--- a/downloads/production/kdp/proof-decision-resolution/lady-d-proof-decision-resolution-pack.docx
+++ b/downloads/production/kdp/proof-decision-resolution/lady-d-proof-decision-resolution-pack.docx
@@ -63,7 +63,7 @@
           <w:color w:val="59606C"/>
           <w:sz w:val="18"/>
         </w:rPr>
-        <w:t>Generated 2026-07-01 from commit d6774d4</w:t>
+        <w:t>Generated 2026-07-01 from commit 575ac63</w:t>
       </w:r>
     </w:p>
     <w:p>
@@ -174,7 +174,7 @@
           <w:color w:val="111827"/>
           <w:sz w:val="21"/>
         </w:rPr>
-        <w:t>Source words checked by upstream audit: 369,509</w:t>
+        <w:t>Source words checked by upstream audit: 369,499</w:t>
       </w:r>
     </w:p>
     <w:p>

--- a/downloads/production/kdp/proof-decision-resolution/lady-d-proof-decision-resolution-pack.docx
+++ b/downloads/production/kdp/proof-decision-resolution/lady-d-proof-decision-resolution-pack.docx
@@ -63,7 +63,7 @@
           <w:color w:val="59606C"/>
           <w:sz w:val="18"/>
         </w:rPr>
-        <w:t>Generated 2026-07-01 from commit 575ac63</w:t>
+        <w:t>Generated 2026-07-01 from commit 30c0fa4</w:t>
       </w:r>
     </w:p>
     <w:p>
@@ -174,7 +174,7 @@
           <w:color w:val="111827"/>
           <w:sz w:val="21"/>
         </w:rPr>
-        <w:t>Source words checked by upstream audit: 369,499</w:t>
+        <w:t>Source words checked by upstream audit: 369,506</w:t>
       </w:r>
     </w:p>
     <w:p>

--- a/downloads/production/kdp/proof-decision-resolution/lady-d-proof-decision-resolution-pack.docx
+++ b/downloads/production/kdp/proof-decision-resolution/lady-d-proof-decision-resolution-pack.docx
@@ -63,7 +63,7 @@
           <w:color w:val="59606C"/>
           <w:sz w:val="18"/>
         </w:rPr>
-        <w:t>Generated 2026-07-01 from commit 30c0fa4</w:t>
+        <w:t>Generated 2026-07-01 from commit ff233b2</w:t>
       </w:r>
     </w:p>
     <w:p>
@@ -174,7 +174,7 @@
           <w:color w:val="111827"/>
           <w:sz w:val="21"/>
         </w:rPr>
-        <w:t>Source words checked by upstream audit: 369,506</w:t>
+        <w:t>Source words checked by upstream audit: 369,501</w:t>
       </w:r>
     </w:p>
     <w:p>

--- a/downloads/production/kdp/proof-decision-resolution/lady-d-proof-decision-resolution-pack.docx
+++ b/downloads/production/kdp/proof-decision-resolution/lady-d-proof-decision-resolution-pack.docx
@@ -63,7 +63,7 @@
           <w:color w:val="59606C"/>
           <w:sz w:val="18"/>
         </w:rPr>
-        <w:t>Generated 2026-07-01 from commit ff233b2</w:t>
+        <w:t>Generated 2026-07-01 from commit 35b2cb1</w:t>
       </w:r>
     </w:p>
     <w:p>
@@ -174,7 +174,7 @@
           <w:color w:val="111827"/>
           <w:sz w:val="21"/>
         </w:rPr>
-        <w:t>Source words checked by upstream audit: 369,501</w:t>
+        <w:t>Source words checked by upstream audit: 369,488</w:t>
       </w:r>
     </w:p>
     <w:p>

--- a/downloads/production/kdp/proof-decision-resolution/lady-d-proof-decision-resolution-pack.docx
+++ b/downloads/production/kdp/proof-decision-resolution/lady-d-proof-decision-resolution-pack.docx
@@ -63,7 +63,7 @@
           <w:color w:val="59606C"/>
           <w:sz w:val="18"/>
         </w:rPr>
-        <w:t>Generated 2026-07-01 from commit 35b2cb1</w:t>
+        <w:t>Generated 2026-07-01 from commit 903eb16</w:t>
       </w:r>
     </w:p>
     <w:p>
@@ -174,7 +174,7 @@
           <w:color w:val="111827"/>
           <w:sz w:val="21"/>
         </w:rPr>
-        <w:t>Source words checked by upstream audit: 369,488</w:t>
+        <w:t>Source words checked by upstream audit: 369,474</w:t>
       </w:r>
     </w:p>
     <w:p>

--- a/downloads/production/kdp/proof-decision-resolution/lady-d-proof-decision-resolution-pack.docx
+++ b/downloads/production/kdp/proof-decision-resolution/lady-d-proof-decision-resolution-pack.docx
@@ -63,7 +63,7 @@
           <w:color w:val="59606C"/>
           <w:sz w:val="18"/>
         </w:rPr>
-        <w:t>Generated 2026-07-01 from commit 903eb16</w:t>
+        <w:t>Generated 2026-07-01 from commit 297346e</w:t>
       </w:r>
     </w:p>
     <w:p>
@@ -174,7 +174,7 @@
           <w:color w:val="111827"/>
           <w:sz w:val="21"/>
         </w:rPr>
-        <w:t>Source words checked by upstream audit: 369,474</w:t>
+        <w:t>Source words checked by upstream audit: 369,477</w:t>
       </w:r>
     </w:p>
     <w:p>

--- a/downloads/production/kdp/proof-decision-resolution/lady-d-proof-decision-resolution-pack.docx
+++ b/downloads/production/kdp/proof-decision-resolution/lady-d-proof-decision-resolution-pack.docx
@@ -63,7 +63,7 @@
           <w:color w:val="59606C"/>
           <w:sz w:val="18"/>
         </w:rPr>
-        <w:t>Generated 2026-07-01 from commit 297346e</w:t>
+        <w:t>Generated 2026-07-01 from commit e1226cb</w:t>
       </w:r>
     </w:p>
     <w:p>
@@ -174,7 +174,7 @@
           <w:color w:val="111827"/>
           <w:sz w:val="21"/>
         </w:rPr>
-        <w:t>Source words checked by upstream audit: 369,477</w:t>
+        <w:t>Source words checked by upstream audit: 369,472</w:t>
       </w:r>
     </w:p>
     <w:p>

--- a/downloads/production/kdp/proof-decision-resolution/lady-d-proof-decision-resolution-pack.docx
+++ b/downloads/production/kdp/proof-decision-resolution/lady-d-proof-decision-resolution-pack.docx
@@ -63,7 +63,7 @@
           <w:color w:val="59606C"/>
           <w:sz w:val="18"/>
         </w:rPr>
-        <w:t>Generated 2026-07-01 from commit e1226cb</w:t>
+        <w:t>Generated 2026-07-01 from commit c500c77</w:t>
       </w:r>
     </w:p>
     <w:p>
@@ -174,7 +174,7 @@
           <w:color w:val="111827"/>
           <w:sz w:val="21"/>
         </w:rPr>
-        <w:t>Source words checked by upstream audit: 369,472</w:t>
+        <w:t>Source words checked by upstream audit: 369,473</w:t>
       </w:r>
     </w:p>
     <w:p>

--- a/downloads/production/kdp/proof-decision-resolution/lady-d-proof-decision-resolution-pack.docx
+++ b/downloads/production/kdp/proof-decision-resolution/lady-d-proof-decision-resolution-pack.docx
@@ -63,7 +63,7 @@
           <w:color w:val="59606C"/>
           <w:sz w:val="18"/>
         </w:rPr>
-        <w:t>Generated 2026-07-01 from commit c500c77</w:t>
+        <w:t>Generated 2026-07-01 from commit 245a378</w:t>
       </w:r>
     </w:p>
     <w:p>
@@ -174,7 +174,7 @@
           <w:color w:val="111827"/>
           <w:sz w:val="21"/>
         </w:rPr>
-        <w:t>Source words checked by upstream audit: 369,473</w:t>
+        <w:t>Source words checked by upstream audit: 369,487</w:t>
       </w:r>
     </w:p>
     <w:p>

--- a/downloads/production/kdp/proof-decision-resolution/lady-d-proof-decision-resolution-pack.docx
+++ b/downloads/production/kdp/proof-decision-resolution/lady-d-proof-decision-resolution-pack.docx
@@ -63,7 +63,7 @@
           <w:color w:val="59606C"/>
           <w:sz w:val="18"/>
         </w:rPr>
-        <w:t>Generated 2026-07-01 from commit 245a378</w:t>
+        <w:t>Generated 2026-07-01 from commit b12ddeb</w:t>
       </w:r>
     </w:p>
     <w:p>
@@ -174,7 +174,7 @@
           <w:color w:val="111827"/>
           <w:sz w:val="21"/>
         </w:rPr>
-        <w:t>Source words checked by upstream audit: 369,487</w:t>
+        <w:t>Source words checked by upstream audit: 369,479</w:t>
       </w:r>
     </w:p>
     <w:p>

--- a/downloads/production/kdp/proof-decision-resolution/lady-d-proof-decision-resolution-pack.docx
+++ b/downloads/production/kdp/proof-decision-resolution/lady-d-proof-decision-resolution-pack.docx
@@ -63,7 +63,7 @@
           <w:color w:val="59606C"/>
           <w:sz w:val="18"/>
         </w:rPr>
-        <w:t>Generated 2026-07-01 from commit b12ddeb</w:t>
+        <w:t>Generated 2026-07-01 from commit 0f0d1c4</w:t>
       </w:r>
     </w:p>
     <w:p>
@@ -174,7 +174,7 @@
           <w:color w:val="111827"/>
           <w:sz w:val="21"/>
         </w:rPr>
-        <w:t>Source words checked by upstream audit: 369,479</w:t>
+        <w:t>Source words checked by upstream audit: 369,480</w:t>
       </w:r>
     </w:p>
     <w:p>

--- a/downloads/production/kdp/proof-decision-resolution/lady-d-proof-decision-resolution-pack.docx
+++ b/downloads/production/kdp/proof-decision-resolution/lady-d-proof-decision-resolution-pack.docx
@@ -63,7 +63,7 @@
           <w:color w:val="59606C"/>
           <w:sz w:val="18"/>
         </w:rPr>
-        <w:t>Generated 2026-07-01 from commit 0f0d1c4</w:t>
+        <w:t>Generated 2026-07-01 from commit f85e049</w:t>
       </w:r>
     </w:p>
     <w:p>
@@ -174,7 +174,7 @@
           <w:color w:val="111827"/>
           <w:sz w:val="21"/>
         </w:rPr>
-        <w:t>Source words checked by upstream audit: 369,480</w:t>
+        <w:t>Source words checked by upstream audit: 369,482</w:t>
       </w:r>
     </w:p>
     <w:p>

--- a/downloads/production/kdp/proof-decision-resolution/lady-d-proof-decision-resolution-pack.docx
+++ b/downloads/production/kdp/proof-decision-resolution/lady-d-proof-decision-resolution-pack.docx
@@ -63,7 +63,7 @@
           <w:color w:val="59606C"/>
           <w:sz w:val="18"/>
         </w:rPr>
-        <w:t>Generated 2026-07-01 from commit f85e049</w:t>
+        <w:t>Generated 2026-07-01 from commit b4f7c7a</w:t>
       </w:r>
     </w:p>
     <w:p>
@@ -174,7 +174,7 @@
           <w:color w:val="111827"/>
           <w:sz w:val="21"/>
         </w:rPr>
-        <w:t>Source words checked by upstream audit: 369,482</w:t>
+        <w:t>Source words checked by upstream audit: 369,481</w:t>
       </w:r>
     </w:p>
     <w:p>

--- a/downloads/production/kdp/proof-decision-resolution/lady-d-proof-decision-resolution-pack.docx
+++ b/downloads/production/kdp/proof-decision-resolution/lady-d-proof-decision-resolution-pack.docx
@@ -63,7 +63,7 @@
           <w:color w:val="59606C"/>
           <w:sz w:val="18"/>
         </w:rPr>
-        <w:t>Generated 2026-07-01 from commit b4f7c7a</w:t>
+        <w:t>Generated 2026-07-01 from commit 02fe20d</w:t>
       </w:r>
     </w:p>
     <w:p>
@@ -174,7 +174,7 @@
           <w:color w:val="111827"/>
           <w:sz w:val="21"/>
         </w:rPr>
-        <w:t>Source words checked by upstream audit: 369,481</w:t>
+        <w:t>Source words checked by upstream audit: 369,492</w:t>
       </w:r>
     </w:p>
     <w:p>

--- a/downloads/production/kdp/proof-decision-resolution/lady-d-proof-decision-resolution-pack.docx
+++ b/downloads/production/kdp/proof-decision-resolution/lady-d-proof-decision-resolution-pack.docx
@@ -63,7 +63,7 @@
           <w:color w:val="59606C"/>
           <w:sz w:val="18"/>
         </w:rPr>
-        <w:t>Generated 2026-07-01 from commit 02fe20d</w:t>
+        <w:t>Generated 2026-07-01 from commit 1d46ff6</w:t>
       </w:r>
     </w:p>
     <w:p>
@@ -174,7 +174,7 @@
           <w:color w:val="111827"/>
           <w:sz w:val="21"/>
         </w:rPr>
-        <w:t>Source words checked by upstream audit: 369,492</w:t>
+        <w:t>Source words checked by upstream audit: 369,495</w:t>
       </w:r>
     </w:p>
     <w:p>

--- a/downloads/production/kdp/proof-decision-resolution/lady-d-proof-decision-resolution-pack.docx
+++ b/downloads/production/kdp/proof-decision-resolution/lady-d-proof-decision-resolution-pack.docx
@@ -63,7 +63,7 @@
           <w:color w:val="59606C"/>
           <w:sz w:val="18"/>
         </w:rPr>
-        <w:t>Generated 2026-07-01 from commit 1d46ff6</w:t>
+        <w:t>Generated 2026-07-01 from commit 9ab860c</w:t>
       </w:r>
     </w:p>
     <w:p>
@@ -174,7 +174,7 @@
           <w:color w:val="111827"/>
           <w:sz w:val="21"/>
         </w:rPr>
-        <w:t>Source words checked by upstream audit: 369,495</w:t>
+        <w:t>Source words checked by upstream audit: 369,509</w:t>
       </w:r>
     </w:p>
     <w:p>

--- a/downloads/production/kdp/proof-decision-resolution/lady-d-proof-decision-resolution-pack.docx
+++ b/downloads/production/kdp/proof-decision-resolution/lady-d-proof-decision-resolution-pack.docx
@@ -63,7 +63,7 @@
           <w:color w:val="59606C"/>
           <w:sz w:val="18"/>
         </w:rPr>
-        <w:t>Generated 2026-07-01 from commit 9ab860c</w:t>
+        <w:t>Generated 2026-07-01 from commit d3a8466</w:t>
       </w:r>
     </w:p>
     <w:p>
@@ -174,7 +174,7 @@
           <w:color w:val="111827"/>
           <w:sz w:val="21"/>
         </w:rPr>
-        <w:t>Source words checked by upstream audit: 369,509</w:t>
+        <w:t>Source words checked by upstream audit: 369,528</w:t>
       </w:r>
     </w:p>
     <w:p>

--- a/downloads/production/kdp/proof-decision-resolution/lady-d-proof-decision-resolution-pack.docx
+++ b/downloads/production/kdp/proof-decision-resolution/lady-d-proof-decision-resolution-pack.docx
@@ -63,7 +63,7 @@
           <w:color w:val="59606C"/>
           <w:sz w:val="18"/>
         </w:rPr>
-        <w:t>Generated 2026-07-01 from commit d3a8466</w:t>
+        <w:t>Generated 2026-07-01 from commit 5b26ab4</w:t>
       </w:r>
     </w:p>
     <w:p>
@@ -174,7 +174,7 @@
           <w:color w:val="111827"/>
           <w:sz w:val="21"/>
         </w:rPr>
-        <w:t>Source words checked by upstream audit: 369,528</w:t>
+        <w:t>Source words checked by upstream audit: 369,539</w:t>
       </w:r>
     </w:p>
     <w:p>

--- a/downloads/production/kdp/proof-decision-resolution/lady-d-proof-decision-resolution-pack.docx
+++ b/downloads/production/kdp/proof-decision-resolution/lady-d-proof-decision-resolution-pack.docx
@@ -63,7 +63,7 @@
           <w:color w:val="59606C"/>
           <w:sz w:val="18"/>
         </w:rPr>
-        <w:t>Generated 2026-07-01 from commit 5b26ab4</w:t>
+        <w:t>Generated 2026-07-01 from commit 0cb5e77</w:t>
       </w:r>
     </w:p>
     <w:p>
@@ -174,7 +174,7 @@
           <w:color w:val="111827"/>
           <w:sz w:val="21"/>
         </w:rPr>
-        <w:t>Source words checked by upstream audit: 369,539</w:t>
+        <w:t>Source words checked by upstream audit: 369,557</w:t>
       </w:r>
     </w:p>
     <w:p>

--- a/downloads/production/kdp/proof-decision-resolution/lady-d-proof-decision-resolution-pack.docx
+++ b/downloads/production/kdp/proof-decision-resolution/lady-d-proof-decision-resolution-pack.docx
@@ -63,7 +63,7 @@
           <w:color w:val="59606C"/>
           <w:sz w:val="18"/>
         </w:rPr>
-        <w:t>Generated 2026-07-01 from commit 0cb5e77</w:t>
+        <w:t>Generated 2026-07-01 from commit 4b0cdbe</w:t>
       </w:r>
     </w:p>
     <w:p>
@@ -174,7 +174,7 @@
           <w:color w:val="111827"/>
           <w:sz w:val="21"/>
         </w:rPr>
-        <w:t>Source words checked by upstream audit: 369,557</w:t>
+        <w:t>Source words checked by upstream audit: 369,569</w:t>
       </w:r>
     </w:p>
     <w:p>

--- a/downloads/production/kdp/proof-decision-resolution/lady-d-proof-decision-resolution-pack.docx
+++ b/downloads/production/kdp/proof-decision-resolution/lady-d-proof-decision-resolution-pack.docx
@@ -63,7 +63,7 @@
           <w:color w:val="59606C"/>
           <w:sz w:val="18"/>
         </w:rPr>
-        <w:t>Generated 2026-07-01 from commit 4b0cdbe</w:t>
+        <w:t>Generated 2026-07-01 from commit 22a8dfa</w:t>
       </w:r>
     </w:p>
     <w:p>

--- a/downloads/production/kdp/proof-decision-resolution/lady-d-proof-decision-resolution-pack.docx
+++ b/downloads/production/kdp/proof-decision-resolution/lady-d-proof-decision-resolution-pack.docx
@@ -63,7 +63,7 @@
           <w:color w:val="59606C"/>
           <w:sz w:val="18"/>
         </w:rPr>
-        <w:t>Generated 2026-07-01 from commit 22a8dfa</w:t>
+        <w:t>Generated 2026-07-01 from commit 266943b</w:t>
       </w:r>
     </w:p>
     <w:p>
@@ -174,7 +174,7 @@
           <w:color w:val="111827"/>
           <w:sz w:val="21"/>
         </w:rPr>
-        <w:t>Source words checked by upstream audit: 369,569</w:t>
+        <w:t>Source words checked by upstream audit: 369,582</w:t>
       </w:r>
     </w:p>
     <w:p>

--- a/downloads/production/kdp/proof-decision-resolution/lady-d-proof-decision-resolution-pack.docx
+++ b/downloads/production/kdp/proof-decision-resolution/lady-d-proof-decision-resolution-pack.docx
@@ -63,7 +63,7 @@
           <w:color w:val="59606C"/>
           <w:sz w:val="18"/>
         </w:rPr>
-        <w:t>Generated 2026-07-01 from commit 266943b</w:t>
+        <w:t>Generated 2026-07-01 from commit 4f38f69</w:t>
       </w:r>
     </w:p>
     <w:p>

--- a/downloads/production/kdp/proof-decision-resolution/lady-d-proof-decision-resolution-pack.docx
+++ b/downloads/production/kdp/proof-decision-resolution/lady-d-proof-decision-resolution-pack.docx
@@ -63,7 +63,7 @@
           <w:color w:val="59606C"/>
           <w:sz w:val="18"/>
         </w:rPr>
-        <w:t>Generated 2026-07-01 from commit 4f38f69</w:t>
+        <w:t>Generated 2026-07-01 from commit 4840631</w:t>
       </w:r>
     </w:p>
     <w:p>
@@ -174,7 +174,7 @@
           <w:color w:val="111827"/>
           <w:sz w:val="21"/>
         </w:rPr>
-        <w:t>Source words checked by upstream audit: 369,582</w:t>
+        <w:t>Source words checked by upstream audit: 369,599</w:t>
       </w:r>
     </w:p>
     <w:p>

--- a/downloads/production/kdp/proof-decision-resolution/lady-d-proof-decision-resolution-pack.docx
+++ b/downloads/production/kdp/proof-decision-resolution/lady-d-proof-decision-resolution-pack.docx
@@ -63,7 +63,7 @@
           <w:color w:val="59606C"/>
           <w:sz w:val="18"/>
         </w:rPr>
-        <w:t>Generated 2026-07-01 from commit 4840631</w:t>
+        <w:t>Generated 2026-07-01 from commit 28132c2</w:t>
       </w:r>
     </w:p>
     <w:p>
@@ -174,7 +174,7 @@
           <w:color w:val="111827"/>
           <w:sz w:val="21"/>
         </w:rPr>
-        <w:t>Source words checked by upstream audit: 369,599</w:t>
+        <w:t>Source words checked by upstream audit: 369,600</w:t>
       </w:r>
     </w:p>
     <w:p>

--- a/downloads/production/kdp/proof-decision-resolution/lady-d-proof-decision-resolution-pack.docx
+++ b/downloads/production/kdp/proof-decision-resolution/lady-d-proof-decision-resolution-pack.docx
@@ -63,7 +63,7 @@
           <w:color w:val="59606C"/>
           <w:sz w:val="18"/>
         </w:rPr>
-        <w:t>Generated 2026-07-01 from commit 28132c2</w:t>
+        <w:t>Generated 2026-07-01 from commit 20cc4bf</w:t>
       </w:r>
     </w:p>
     <w:p>
@@ -174,7 +174,7 @@
           <w:color w:val="111827"/>
           <w:sz w:val="21"/>
         </w:rPr>
-        <w:t>Source words checked by upstream audit: 369,600</w:t>
+        <w:t>Source words checked by upstream audit: 369,607</w:t>
       </w:r>
     </w:p>
     <w:p>

--- a/downloads/production/kdp/proof-decision-resolution/lady-d-proof-decision-resolution-pack.docx
+++ b/downloads/production/kdp/proof-decision-resolution/lady-d-proof-decision-resolution-pack.docx
@@ -63,7 +63,7 @@
           <w:color w:val="59606C"/>
           <w:sz w:val="18"/>
         </w:rPr>
-        <w:t>Generated 2026-07-01 from commit 20cc4bf</w:t>
+        <w:t>Generated 2026-07-01 from commit 9b18bee</w:t>
       </w:r>
     </w:p>
     <w:p>
@@ -174,7 +174,7 @@
           <w:color w:val="111827"/>
           <w:sz w:val="21"/>
         </w:rPr>
-        <w:t>Source words checked by upstream audit: 369,607</w:t>
+        <w:t>Source words checked by upstream audit: 369,610</w:t>
       </w:r>
     </w:p>
     <w:p>

--- a/downloads/production/kdp/proof-decision-resolution/lady-d-proof-decision-resolution-pack.docx
+++ b/downloads/production/kdp/proof-decision-resolution/lady-d-proof-decision-resolution-pack.docx
@@ -63,7 +63,7 @@
           <w:color w:val="59606C"/>
           <w:sz w:val="18"/>
         </w:rPr>
-        <w:t>Generated 2026-07-01 from commit 9b18bee</w:t>
+        <w:t>Generated 2026-07-01 from commit 65637f7</w:t>
       </w:r>
     </w:p>
     <w:p>
@@ -174,7 +174,7 @@
           <w:color w:val="111827"/>
           <w:sz w:val="21"/>
         </w:rPr>
-        <w:t>Source words checked by upstream audit: 369,610</w:t>
+        <w:t>Source words checked by upstream audit: 369,620</w:t>
       </w:r>
     </w:p>
     <w:p>

--- a/downloads/production/kdp/proof-decision-resolution/lady-d-proof-decision-resolution-pack.docx
+++ b/downloads/production/kdp/proof-decision-resolution/lady-d-proof-decision-resolution-pack.docx
@@ -63,7 +63,7 @@
           <w:color w:val="59606C"/>
           <w:sz w:val="18"/>
         </w:rPr>
-        <w:t>Generated 2026-07-01 from commit 65637f7</w:t>
+        <w:t>Generated 2026-07-01 from commit 6ce4793</w:t>
       </w:r>
     </w:p>
     <w:p>
@@ -174,7 +174,7 @@
           <w:color w:val="111827"/>
           <w:sz w:val="21"/>
         </w:rPr>
-        <w:t>Source words checked by upstream audit: 369,620</w:t>
+        <w:t>Source words checked by upstream audit: 369,613</w:t>
       </w:r>
     </w:p>
     <w:p>

--- a/downloads/production/kdp/proof-decision-resolution/lady-d-proof-decision-resolution-pack.docx
+++ b/downloads/production/kdp/proof-decision-resolution/lady-d-proof-decision-resolution-pack.docx
@@ -63,7 +63,7 @@
           <w:color w:val="59606C"/>
           <w:sz w:val="18"/>
         </w:rPr>
-        <w:t>Generated 2026-07-01 from commit 6ce4793</w:t>
+        <w:t>Generated 2026-07-01 from commit 3378820</w:t>
       </w:r>
     </w:p>
     <w:p>
@@ -174,7 +174,7 @@
           <w:color w:val="111827"/>
           <w:sz w:val="21"/>
         </w:rPr>
-        <w:t>Source words checked by upstream audit: 369,613</w:t>
+        <w:t>Source words checked by upstream audit: 369,606</w:t>
       </w:r>
     </w:p>
     <w:p>

--- a/downloads/production/kdp/proof-decision-resolution/lady-d-proof-decision-resolution-pack.docx
+++ b/downloads/production/kdp/proof-decision-resolution/lady-d-proof-decision-resolution-pack.docx
@@ -63,7 +63,7 @@
           <w:color w:val="59606C"/>
           <w:sz w:val="18"/>
         </w:rPr>
-        <w:t>Generated 2026-07-01 from commit 3378820</w:t>
+        <w:t>Generated 2026-07-01 from commit 4ef5fca</w:t>
       </w:r>
     </w:p>
     <w:p>
@@ -174,7 +174,7 @@
           <w:color w:val="111827"/>
           <w:sz w:val="21"/>
         </w:rPr>
-        <w:t>Source words checked by upstream audit: 369,606</w:t>
+        <w:t>Source words checked by upstream audit: 369,604</w:t>
       </w:r>
     </w:p>
     <w:p>

--- a/downloads/production/kdp/proof-decision-resolution/lady-d-proof-decision-resolution-pack.docx
+++ b/downloads/production/kdp/proof-decision-resolution/lady-d-proof-decision-resolution-pack.docx
@@ -63,7 +63,7 @@
           <w:color w:val="59606C"/>
           <w:sz w:val="18"/>
         </w:rPr>
-        <w:t>Generated 2026-07-01 from commit 4ef5fca</w:t>
+        <w:t>Generated 2026-07-01 from commit 0bfdac3</w:t>
       </w:r>
     </w:p>
     <w:p>
@@ -174,7 +174,7 @@
           <w:color w:val="111827"/>
           <w:sz w:val="21"/>
         </w:rPr>
-        <w:t>Source words checked by upstream audit: 369,604</w:t>
+        <w:t>Source words checked by upstream audit: 369,592</w:t>
       </w:r>
     </w:p>
     <w:p>

--- a/downloads/production/kdp/proof-decision-resolution/lady-d-proof-decision-resolution-pack.docx
+++ b/downloads/production/kdp/proof-decision-resolution/lady-d-proof-decision-resolution-pack.docx
@@ -63,7 +63,7 @@
           <w:color w:val="59606C"/>
           <w:sz w:val="18"/>
         </w:rPr>
-        <w:t>Generated 2026-07-01 from commit 0bfdac3</w:t>
+        <w:t>Generated 2026-07-01 from commit 13f99ab</w:t>
       </w:r>
     </w:p>
     <w:p>
@@ -174,7 +174,7 @@
           <w:color w:val="111827"/>
           <w:sz w:val="21"/>
         </w:rPr>
-        <w:t>Source words checked by upstream audit: 369,592</w:t>
+        <w:t>Source words checked by upstream audit: 369,583</w:t>
       </w:r>
     </w:p>
     <w:p>

--- a/downloads/production/kdp/proof-decision-resolution/lady-d-proof-decision-resolution-pack.docx
+++ b/downloads/production/kdp/proof-decision-resolution/lady-d-proof-decision-resolution-pack.docx
@@ -63,7 +63,7 @@
           <w:color w:val="59606C"/>
           <w:sz w:val="18"/>
         </w:rPr>
-        <w:t>Generated 2026-07-01 from commit 13f99ab</w:t>
+        <w:t>Generated 2026-07-01 from commit 0e8eb8d</w:t>
       </w:r>
     </w:p>
     <w:p>
@@ -174,7 +174,7 @@
           <w:color w:val="111827"/>
           <w:sz w:val="21"/>
         </w:rPr>
-        <w:t>Source words checked by upstream audit: 369,583</w:t>
+        <w:t>Source words checked by upstream audit: 369,579</w:t>
       </w:r>
     </w:p>
     <w:p>

--- a/downloads/production/kdp/proof-decision-resolution/lady-d-proof-decision-resolution-pack.docx
+++ b/downloads/production/kdp/proof-decision-resolution/lady-d-proof-decision-resolution-pack.docx
@@ -63,7 +63,7 @@
           <w:color w:val="59606C"/>
           <w:sz w:val="18"/>
         </w:rPr>
-        <w:t>Generated 2026-07-01 from commit 0e8eb8d</w:t>
+        <w:t>Generated 2026-07-01 from commit 7b3e6ed</w:t>
       </w:r>
     </w:p>
     <w:p>
@@ -174,7 +174,7 @@
           <w:color w:val="111827"/>
           <w:sz w:val="21"/>
         </w:rPr>
-        <w:t>Source words checked by upstream audit: 369,579</w:t>
+        <w:t>Source words checked by upstream audit: 369,569</w:t>
       </w:r>
     </w:p>
     <w:p>

--- a/downloads/production/kdp/proof-decision-resolution/lady-d-proof-decision-resolution-pack.docx
+++ b/downloads/production/kdp/proof-decision-resolution/lady-d-proof-decision-resolution-pack.docx
@@ -63,7 +63,7 @@
           <w:color w:val="59606C"/>
           <w:sz w:val="18"/>
         </w:rPr>
-        <w:t>Generated 2026-07-01 from commit 7b3e6ed</w:t>
+        <w:t>Generated 2026-07-01 from commit 5c4dd2c</w:t>
       </w:r>
     </w:p>
     <w:p>
@@ -174,7 +174,7 @@
           <w:color w:val="111827"/>
           <w:sz w:val="21"/>
         </w:rPr>
-        <w:t>Source words checked by upstream audit: 369,569</w:t>
+        <w:t>Source words checked by upstream audit: 369,565</w:t>
       </w:r>
     </w:p>
     <w:p>

--- a/downloads/production/kdp/proof-decision-resolution/lady-d-proof-decision-resolution-pack.docx
+++ b/downloads/production/kdp/proof-decision-resolution/lady-d-proof-decision-resolution-pack.docx
@@ -63,7 +63,7 @@
           <w:color w:val="59606C"/>
           <w:sz w:val="18"/>
         </w:rPr>
-        <w:t>Generated 2026-07-01 from commit 5c4dd2c</w:t>
+        <w:t>Generated 2026-07-01 from commit 55a6f74</w:t>
       </w:r>
     </w:p>
     <w:p>
@@ -174,7 +174,7 @@
           <w:color w:val="111827"/>
           <w:sz w:val="21"/>
         </w:rPr>
-        <w:t>Source words checked by upstream audit: 369,565</w:t>
+        <w:t>Source words checked by upstream audit: 369,564</w:t>
       </w:r>
     </w:p>
     <w:p>
